--- a/src/md2gostdocx/profiles/gost19/reference.docx
+++ b/src/md2gostdocx/profiles/gost19/reference.docx
@@ -1,12 +1,12 @@
 
 <file path=word/document.xml><?xml version="1.0" encoding="utf-8"?>
-<w:document xmlns:mc="http://schemas.openxmlformats.org/markup-compatibility/2006" xmlns:o="urn:schemas-microsoft-com:office:office" xmlns:r="http://schemas.openxmlformats.org/officeDocument/2006/relationships" xmlns:m="http://schemas.openxmlformats.org/officeDocument/2006/math" xmlns:v="urn:schemas-microsoft-com:vml" xmlns:wp="http://schemas.openxmlformats.org/drawingml/2006/wordprocessingDrawing" xmlns:w10="urn:schemas-microsoft-com:office:word" xmlns:w="http://schemas.openxmlformats.org/wordprocessingml/2006/main" xmlns:wne="http://schemas.microsoft.com/office/word/2006/wordml" xmlns:sl="http://schemas.openxmlformats.org/schemaLibrary/2006/main" xmlns:a="http://schemas.openxmlformats.org/drawingml/2006/main" xmlns:pic="http://schemas.openxmlformats.org/drawingml/2006/picture" xmlns:c="http://schemas.openxmlformats.org/drawingml/2006/chart" xmlns:lc="http://schemas.openxmlformats.org/drawingml/2006/lockedCanvas" xmlns:dgm="http://schemas.openxmlformats.org/drawingml/2006/diagram" xmlns:wps="http://schemas.microsoft.com/office/word/2010/wordprocessingShape" xmlns:wpg="http://schemas.microsoft.com/office/word/2010/wordprocessingGroup" xmlns:w14="http://schemas.microsoft.com/office/word/2010/wordml" xmlns:w15="http://schemas.microsoft.com/office/word/2012/wordml" xmlns:w16="http://schemas.microsoft.com/office/word/2018/wordml" xmlns:w16cex="http://schemas.microsoft.com/office/word/2018/wordml/cex" xmlns:w16cid="http://schemas.microsoft.com/office/word/2016/wordml/cid" xmlns="http://schemas.microsoft.com/office/tasks/2019/documenttasks" xmlns:cr="http://schemas.microsoft.com/office/comments/2020/reactions">
+<w:document xmlns:r="http://schemas.openxmlformats.org/officeDocument/2006/relationships" xmlns:w="http://schemas.openxmlformats.org/wordprocessingml/2006/main">
   <w:body>
     <w:sectPr>
+      <w:pgSz w:w="11906" w:h="16838" w:orient="portrait"/>
+      <w:pgMar w:top="1134" w:bottom="1134" w:left="1134" w:right="567" w:header="360" w:footer="360"/>
       <w:footerReference r:id="rId7" w:type="default"/>
       <w:footerReference r:id="rId8" w:type="first"/>
-      <w:pgSz w:h="15840" w:w="12240" w:orient="portrait"/>
-      <w:pgMar w:bottom="1440" w:top="1440" w:left="1440" w:right="1440" w:header="360" w:footer="360"/>
       <w:pgNumType w:start="1"/>
       <w:titlePg w:val="1"/>
     </w:sectPr>
@@ -175,13 +175,14 @@
 </file>
 
 <file path=word/styles.xml><?xml version="1.0" encoding="utf-8"?>
-<w:styles xmlns:mc="http://schemas.openxmlformats.org/markup-compatibility/2006" xmlns:o="urn:schemas-microsoft-com:office:office" xmlns:r="http://schemas.openxmlformats.org/officeDocument/2006/relationships" xmlns:m="http://schemas.openxmlformats.org/officeDocument/2006/math" xmlns:v="urn:schemas-microsoft-com:vml" xmlns:wp="http://schemas.openxmlformats.org/drawingml/2006/wordprocessingDrawing" xmlns:w10="urn:schemas-microsoft-com:office:word" xmlns:w="http://schemas.openxmlformats.org/wordprocessingml/2006/main" xmlns:wne="http://schemas.microsoft.com/office/word/2006/wordml" xmlns:sl="http://schemas.openxmlformats.org/schemaLibrary/2006/main" xmlns:a="http://schemas.openxmlformats.org/drawingml/2006/main" xmlns:pic="http://schemas.openxmlformats.org/drawingml/2006/picture" xmlns:c="http://schemas.openxmlformats.org/drawingml/2006/chart" xmlns:lc="http://schemas.openxmlformats.org/drawingml/2006/lockedCanvas" xmlns:dgm="http://schemas.openxmlformats.org/drawingml/2006/diagram" xmlns:wps="http://schemas.microsoft.com/office/word/2010/wordprocessingShape" xmlns:wpg="http://schemas.microsoft.com/office/word/2010/wordprocessingGroup" xmlns:w14="http://schemas.microsoft.com/office/word/2010/wordml" xmlns:w15="http://schemas.microsoft.com/office/word/2012/wordml" xmlns:w16="http://schemas.microsoft.com/office/word/2018/wordml" xmlns:w16cex="http://schemas.microsoft.com/office/word/2018/wordml/cex" xmlns:w16cid="http://schemas.microsoft.com/office/word/2016/wordml/cid" xmlns="http://schemas.microsoft.com/office/tasks/2019/documenttasks" xmlns:cr="http://schemas.microsoft.com/office/comments/2020/reactions">
+<w:styles xmlns:w="http://schemas.openxmlformats.org/wordprocessingml/2006/main">
   <w:docDefaults>
     <w:rPrDefault>
       <w:rPr>
+        <w:rFonts w:ascii="Times New Roman" w:hAnsi="Times New Roman" w:cs="Times New Roman" w:eastAsia="Times New Roman"/>
         <w:sz w:val="24"/>
         <w:szCs w:val="24"/>
-        <w:lang w:val="en"/>
+        <w:lang w:val="ru-RU" w:eastAsia="ru-RU"/>
       </w:rPr>
     </w:rPrDefault>
     <w:pPrDefault>
@@ -662,30 +663,6 @@
     <w:semiHidden w:val="1"/>
     <w:unhideWhenUsed w:val="1"/>
   </w:style>
-  <w:style w:type="table" w:styleId="Table" w:default="1">
-    <w:name w:val="Table"/>
-    <w:basedOn w:val="TableNormal"/>
-    <w:semiHidden w:val="1"/>
-    <w:unhideWhenUsed w:val="1"/>
-    <w:qFormat w:val="1"/>
-    <w:tblPr>
-      <w:tblInd w:w="0.0" w:type="dxa"/>
-      <w:tblCellMar>
-        <w:top w:w="0.0" w:type="dxa"/>
-        <w:left w:w="108.0" w:type="dxa"/>
-        <w:bottom w:w="0.0" w:type="dxa"/>
-        <w:right w:w="108.0" w:type="dxa"/>
-      </w:tblCellMar>
-    </w:tblPr>
-    <w:tblStylePr w:type="firstRow">
-      <w:tcPr>
-        <w:tcBorders>
-          <w:bottom w:space="0" w:sz="0" w:val="single"/>
-        </w:tcBorders>
-        <w:vAlign w:val="bottom"/>
-      </w:tcPr>
-    </w:tblStylePr>
-  </w:style>
   <w:style w:type="paragraph" w:styleId="DefinitionTerm" w:customStyle="1">
     <w:name w:val="Definition Term"/>
     <w:basedOn w:val="Normal"/>
@@ -1517,6 +1494,149 @@
         <w:vAlign w:val="bottom"/>
       </w:tcPr>
     </w:tblStylePr>
+  </w:style>
+  <w:style w:type="table" w:styleId="Table" w:default="1">
+    <w:name w:val="Table"/>
+    <w:qFormat/>
+    <w:tblPr>
+      <w:tblBorders>
+        <w:top w:val="single" w:sz="4" w:space="0" w:color="000000"/>
+        <w:left w:val="single" w:sz="4" w:space="0" w:color="000000"/>
+        <w:bottom w:val="single" w:sz="4" w:space="0" w:color="000000"/>
+        <w:right w:val="single" w:sz="4" w:space="0" w:color="000000"/>
+        <w:insideH w:val="single" w:sz="4" w:space="0" w:color="000000"/>
+        <w:insideV w:val="single" w:sz="4" w:space="0" w:color="000000"/>
+      </w:tblBorders>
+      <w:tblCellMar>
+        <w:top w:w="28" w:type="dxa"/>
+        <w:left w:w="108" w:type="dxa"/>
+        <w:bottom w:w="28" w:type="dxa"/>
+        <w:right w:w="108" w:type="dxa"/>
+      </w:tblCellMar>
+    </w:tblPr>
+    <w:tblStylePr w:type="firstRow">
+      <w:pPr>
+        <w:jc w:val="center"/>
+      </w:pPr>
+      <w:rPr>
+        <w:b w:val="true"/>
+        <w:bCs w:val="true"/>
+      </w:rPr>
+      <w:tcPr>
+        <w:vAlign w:val="center"/>
+      </w:tcPr>
+    </w:tblStylePr>
+  </w:style>
+  <w:style w:type="table" w:styleId="RequirementsTable">
+    <w:name w:val="Requirements Table"/>
+    <w:basedOn w:val="Table"/>
+    <w:qFormat/>
+    <w:tblPr>
+      <w:tblBorders>
+        <w:top w:val="single" w:sz="4" w:space="0" w:color="000000"/>
+        <w:left w:val="single" w:sz="4" w:space="0" w:color="000000"/>
+        <w:bottom w:val="single" w:sz="4" w:space="0" w:color="000000"/>
+        <w:right w:val="single" w:sz="4" w:space="0" w:color="000000"/>
+        <w:insideH w:val="single" w:sz="4" w:space="0" w:color="000000"/>
+        <w:insideV w:val="single" w:sz="4" w:space="0" w:color="000000"/>
+      </w:tblBorders>
+      <w:tblCellMar>
+        <w:top w:w="28" w:type="dxa"/>
+        <w:left w:w="108" w:type="dxa"/>
+        <w:bottom w:w="28" w:type="dxa"/>
+        <w:right w:w="108" w:type="dxa"/>
+      </w:tblCellMar>
+    </w:tblPr>
+    <w:tblStylePr w:type="firstRow">
+      <w:pPr>
+        <w:jc w:val="center"/>
+      </w:pPr>
+      <w:rPr>
+        <w:b w:val="true"/>
+        <w:bCs w:val="true"/>
+      </w:rPr>
+      <w:tcPr>
+        <w:vAlign w:val="center"/>
+      </w:tcPr>
+    </w:tblStylePr>
+  </w:style>
+  <w:style w:type="table" w:styleId="TermsTable">
+    <w:name w:val="Terms Table"/>
+    <w:basedOn w:val="Table"/>
+    <w:qFormat/>
+    <w:tblPr>
+      <w:tblBorders>
+        <w:top w:val="single" w:sz="4" w:space="0" w:color="000000"/>
+        <w:left w:val="single" w:sz="4" w:space="0" w:color="000000"/>
+        <w:bottom w:val="single" w:sz="4" w:space="0" w:color="000000"/>
+        <w:right w:val="single" w:sz="4" w:space="0" w:color="000000"/>
+        <w:insideH w:val="single" w:sz="4" w:space="0" w:color="000000"/>
+        <w:insideV w:val="single" w:sz="4" w:space="0" w:color="000000"/>
+      </w:tblBorders>
+      <w:tblCellMar>
+        <w:top w:w="28" w:type="dxa"/>
+        <w:left w:w="108" w:type="dxa"/>
+        <w:bottom w:w="28" w:type="dxa"/>
+        <w:right w:w="108" w:type="dxa"/>
+      </w:tblCellMar>
+    </w:tblPr>
+    <w:tblStylePr w:type="firstRow">
+      <w:pPr>
+        <w:jc w:val="center"/>
+      </w:pPr>
+      <w:rPr>
+        <w:b w:val="true"/>
+        <w:bCs w:val="true"/>
+      </w:rPr>
+      <w:tcPr>
+        <w:vAlign w:val="center"/>
+      </w:tcPr>
+    </w:tblStylePr>
+  </w:style>
+  <w:style w:type="paragraph" w:styleId="Requirement">
+    <w:name w:val="Requirement"/>
+    <w:basedOn w:val="BodyText"/>
+    <w:qFormat/>
+    <w:pPr>
+      <w:keepLines w:val="true"/>
+      <w:pBdr>
+        <w:left w:val="single" w:sz="18" w:space="8" w:color="404040"/>
+      </w:pBdr>
+      <w:ind w:left="284"/>
+    </w:pPr>
+    <w:rPr/>
+  </w:style>
+  <w:style w:type="paragraph" w:styleId="Note">
+    <w:name w:val="Note"/>
+    <w:basedOn w:val="BodyText"/>
+    <w:qFormat/>
+    <w:pPr>
+      <w:keepLines w:val="true"/>
+      <w:pBdr>
+        <w:left w:val="single" w:sz="18" w:space="8" w:color="808080"/>
+      </w:pBdr>
+      <w:ind w:left="284"/>
+    </w:pPr>
+    <w:rPr>
+      <w:i w:val="true"/>
+      <w:iCs w:val="true"/>
+    </w:rPr>
+  </w:style>
+  <w:style w:type="paragraph" w:styleId="Warning">
+    <w:name w:val="Warning"/>
+    <w:basedOn w:val="BodyText"/>
+    <w:qFormat/>
+    <w:pPr>
+      <w:keepLines w:val="true"/>
+      <w:pBdr>
+        <w:left w:val="single" w:sz="18" w:space="8" w:color="000000"/>
+      </w:pBdr>
+      <w:ind w:left="284"/>
+    </w:pPr>
+    <w:rPr>
+      <w:b w:val="true"/>
+      <w:bCs w:val="true"/>
+    </w:rPr>
   </w:style>
 </w:styles>
 </file>

--- a/src/md2gostdocx/profiles/gost19/reference.docx
+++ b/src/md2gostdocx/profiles/gost19/reference.docx
@@ -1606,8 +1606,8 @@
     </w:pPr>
     <w:rPr/>
   </w:style>
-  <w:style w:type="paragraph" w:styleId="Note">
-    <w:name w:val="Note"/>
+  <w:style w:type="paragraph" w:styleId="Term">
+    <w:name w:val="Term"/>
     <w:basedOn w:val="BodyText"/>
     <w:qFormat/>
     <w:pPr>
@@ -1617,13 +1617,74 @@
       </w:pBdr>
       <w:ind w:left="284"/>
     </w:pPr>
+    <w:rPr/>
+  </w:style>
+  <w:style w:type="paragraph" w:styleId="Note">
+    <w:name w:val="Note"/>
+    <w:basedOn w:val="BodyText"/>
+    <w:qFormat/>
+    <w:pPr>
+      <w:keepLines w:val="true"/>
+      <w:pBdr>
+        <w:left w:val="single" w:sz="18" w:space="8" w:color="808080"/>
+      </w:pBdr>
+      <w:ind w:left="284"/>
+    </w:pPr>
     <w:rPr>
       <w:i w:val="true"/>
       <w:iCs w:val="true"/>
     </w:rPr>
   </w:style>
+  <w:style w:type="paragraph" w:styleId="Tip">
+    <w:name w:val="Tip"/>
+    <w:basedOn w:val="BodyText"/>
+    <w:qFormat/>
+    <w:pPr>
+      <w:keepLines w:val="true"/>
+      <w:pBdr>
+        <w:left w:val="single" w:sz="18" w:space="8" w:color="607080"/>
+      </w:pBdr>
+      <w:ind w:left="284"/>
+    </w:pPr>
+    <w:rPr>
+      <w:i w:val="true"/>
+      <w:iCs w:val="true"/>
+    </w:rPr>
+  </w:style>
+  <w:style w:type="paragraph" w:styleId="Important">
+    <w:name w:val="Important"/>
+    <w:basedOn w:val="BodyText"/>
+    <w:qFormat/>
+    <w:pPr>
+      <w:keepLines w:val="true"/>
+      <w:pBdr>
+        <w:left w:val="single" w:sz="18" w:space="8" w:color="404040"/>
+      </w:pBdr>
+      <w:ind w:left="284"/>
+    </w:pPr>
+    <w:rPr>
+      <w:b w:val="true"/>
+      <w:bCs w:val="true"/>
+    </w:rPr>
+  </w:style>
   <w:style w:type="paragraph" w:styleId="Warning">
     <w:name w:val="Warning"/>
+    <w:basedOn w:val="BodyText"/>
+    <w:qFormat/>
+    <w:pPr>
+      <w:keepLines w:val="true"/>
+      <w:pBdr>
+        <w:left w:val="single" w:sz="18" w:space="8" w:color="000000"/>
+      </w:pBdr>
+      <w:ind w:left="284"/>
+    </w:pPr>
+    <w:rPr>
+      <w:b w:val="true"/>
+      <w:bCs w:val="true"/>
+    </w:rPr>
+  </w:style>
+  <w:style w:type="paragraph" w:styleId="Caution">
+    <w:name w:val="Caution"/>
     <w:basedOn w:val="BodyText"/>
     <w:qFormat/>
     <w:pPr>
